--- a/Architecting_the_Ephemeral (1).docx
+++ b/Architecting_the_Ephemeral (1).docx
@@ -69,79 +69,6 @@
       <w:r>
         <w:br/>
       </w:r>
-      <w:r>
-        <w:rPr>
-          <w:b/>
-          <w:bCs/>
-          <w:sz w:val="28"/>
-          <w:szCs w:val="28"/>
-        </w:rPr>
-        <w:t>Team Members:</w:t>
-      </w:r>
-    </w:p>
-    <w:p>
-      <w:pPr>
-        <w:numPr>
-          <w:ilvl w:val="0"/>
-          <w:numId w:val="2"/>
-        </w:numPr>
-      </w:pPr>
-      <w:proofErr w:type="gramStart"/>
-      <w:r>
-        <w:t>P.Yashwanth</w:t>
-      </w:r>
-      <w:proofErr w:type="gramEnd"/>
-      <w:r>
-        <w:t>-2320090012</w:t>
-      </w:r>
-    </w:p>
-    <w:p>
-      <w:pPr>
-        <w:numPr>
-          <w:ilvl w:val="0"/>
-          <w:numId w:val="2"/>
-        </w:numPr>
-      </w:pPr>
-      <w:proofErr w:type="gramStart"/>
-      <w:r>
-        <w:t>T.Divyesh</w:t>
-      </w:r>
-      <w:proofErr w:type="gramEnd"/>
-      <w:r>
-        <w:t>-2320030080</w:t>
-      </w:r>
-    </w:p>
-    <w:p>
-      <w:pPr>
-        <w:numPr>
-          <w:ilvl w:val="0"/>
-          <w:numId w:val="2"/>
-        </w:numPr>
-      </w:pPr>
-      <w:proofErr w:type="gramStart"/>
-      <w:r>
-        <w:t>A.Kowshik</w:t>
-      </w:r>
-      <w:proofErr w:type="gramEnd"/>
-      <w:r>
-        <w:t>-2320030121</w:t>
-      </w:r>
-    </w:p>
-    <w:p>
-      <w:pPr>
-        <w:numPr>
-          <w:ilvl w:val="0"/>
-          <w:numId w:val="2"/>
-        </w:numPr>
-      </w:pPr>
-      <w:proofErr w:type="gramStart"/>
-      <w:r>
-        <w:t>A.Prashath</w:t>
-      </w:r>
-      <w:proofErr w:type="gramEnd"/>
-      <w:r>
-        <w:t xml:space="preserve"> sai-2320030320</w:t>
-      </w:r>
     </w:p>
     <w:p>
       <w:pPr>
@@ -261,6 +188,7 @@
     </w:p>
     <w:p>
       <w:r>
+        <w:lastRenderedPageBreak/>
         <w:t>Traditional system architectures are not designed to efficiently handle ephemeral resources, resulting in poor observability, inefficient resource utilization, and increased system complexity.</w:t>
       </w:r>
     </w:p>
@@ -463,12 +391,12 @@
           <w:sz w:val="28"/>
           <w:szCs w:val="28"/>
         </w:rPr>
+        <w:t>Applications</w:t>
+      </w:r>
+    </w:p>
+    <w:p>
+      <w:r>
         <w:lastRenderedPageBreak/>
-        <w:t>Applications</w:t>
-      </w:r>
-    </w:p>
-    <w:p>
-      <w:r>
         <w:t>• Cloud-native applications</w:t>
       </w:r>
       <w:r>
